--- a/public/features.docx
+++ b/public/features.docx
@@ -1303,6 +1303,60 @@
           <w:p>
             <w:r>
               <w:t>아래 정렬</w:t>
+            </w:r>
+          </w:p>
+        </w:tc>
+      </w:tr>
+    </w:tbl>
+    <w:p>
+      <w:r>
+        <w:t>텍스트 방향: 가로, 세로(위에서 아래로), 세로(아래에서 위로)</w:t>
+      </w:r>
+    </w:p>
+    <w:tbl>
+      <w:tblPr>
+        <w:tblStyle w:val="TableGrid"/>
+        <w:tblW w:type="auto" w:w="0"/>
+        <w:tblLook w:firstColumn="1" w:firstRow="1" w:lastColumn="0" w:lastRow="0" w:noHBand="0" w:noVBand="1" w:val="04A0"/>
+      </w:tblPr>
+      <w:tblGrid>
+        <w:gridCol w:w="3009"/>
+        <w:gridCol w:w="3009"/>
+        <w:gridCol w:w="3009"/>
+      </w:tblGrid>
+      <w:tr>
+        <w:trPr>
+          <w:trHeight w:val="1701"/>
+        </w:trPr>
+        <w:tc>
+          <w:tcPr>
+            <w:tcW w:type="dxa" w:w="3009"/>
+          </w:tcPr>
+          <w:p>
+            <w:r>
+              <w:t>가로 글자</w:t>
+            </w:r>
+          </w:p>
+        </w:tc>
+        <w:tc>
+          <w:tcPr>
+            <w:tcW w:type="dxa" w:w="3009"/>
+            <w:textDirection w:val="tbRl"/>
+          </w:tcPr>
+          <w:p>
+            <w:r>
+              <w:t>세로 쓰기 ABC</w:t>
+            </w:r>
+          </w:p>
+        </w:tc>
+        <w:tc>
+          <w:tcPr>
+            <w:tcW w:type="dxa" w:w="3009"/>
+            <w:textDirection w:val="btLr"/>
+          </w:tcPr>
+          <w:p>
+            <w:r>
+              <w:t>아래에서 위로</w:t>
             </w:r>
           </w:p>
         </w:tc>
